--- a/data/revised_2026-10_full/tracked/v2/Biology/SS2.3_Plant_Gaseous_Exchange_and_Respiration/Biology_Plant_Gaseous_Exchange_and_Respiration_FinalExplanation_TRACKED.docx
+++ b/data/revised_2026-10_full/tracked/v2/Biology/SS2.3_Plant_Gaseous_Exchange_and_Respiration/Biology_Plant_Gaseous_Exchange_and_Respiration_FinalExplanation_TRACKED.docx
@@ -436,7 +436,7 @@
               </w:rPr>
               <w:t xml:space="preserve">This is your Final Explanation. Use everything you learned in Lessons 1 to 12 to answer the driving question: How do plants "breathe," and what happens inside their cells when they release the energy stored in food? Anchor your answers in the sukuma wiki (kale) bubble phenomenon from Mwalimu Njoroge's class in Nairobi: freshly cut leaves in warm water (about 42°C) gave streams of bubbles from specific spots, while leaves in cold water (about 15°C) gave far fewer. Write in full sentences in the space under each prompt. Use scientific words correctly, give evidence from your own observations and investigations, and explain WHY, not only WHAT. You may draw and label diagrams where a prompt asks. </w:t>
             </w:r>
-            <w:ins w:id="9001" w:author="Claude (AI) - proposed" w:date="2026-10-15T02:49:47Z">
+            <w:ins w:id="9001" w:author="Claude (AI) - proposed" w:date="2026-10-18T00:26:02Z">
               <w:r>
                 <w:rPr>
                   <w:rFonts w:ascii="Arial" w:cs="Arial" w:eastAsia="Arial" w:hAnsi="Arial"/>
@@ -559,7 +559,7 @@
               </w:rPr>
               <w:t xml:space="preserve">In Mwalimu Njoroge's class, bubbles streamed from specific spots on the submerged sukuma wiki leaf, not from the whole surface. (a) Name the structures on the leaf that these bubbles come from, and describe how they are built and where they are found on the leaf. (b) </w:t>
             </w:r>
-            <w:del w:id="9002" w:author="Claude (AI) - proposed" w:date="2026-10-15T02:49:47Z">
+            <w:del w:id="9002" w:author="Claude (AI) - proposed" w:date="2026-10-18T00:26:02Z">
               <w:r>
                 <w:rPr>
                   <w:rFonts w:ascii="Arial" w:cs="Arial" w:eastAsia="Arial" w:hAnsi="Arial"/>
@@ -574,7 +574,7 @@
                 <w:delText xml:space="preserve">Describe what makes each of these structures change between letting gas through and not letting gas through, using one of the two theories you studied about how this happens</w:delText>
               </w:r>
             </w:del>
-            <w:ins w:id="9003" w:author="Claude (AI) - proposed" w:date="2026-10-15T02:49:47Z">
+            <w:ins w:id="9003" w:author="Claude (AI) - proposed" w:date="2026-10-18T00:26:02Z">
               <w:r>
                 <w:rPr>
                   <w:rFonts w:ascii="Arial" w:cs="Arial" w:eastAsia="Arial" w:hAnsi="Arial"/>
@@ -735,7 +735,7 @@
               </w:rPr>
               <w:t xml:space="preserve">(a) Write the word equation or symbol equation for aerobic respiration and say where in the cell it happens. (b) Name the three stages of aerobic respiration and the part of the cell where each takes place. (c) Compare aerobic and anaerobic respiration in yeast: oxygen needed, products, and ATP yield per glucose. (d) </w:t>
             </w:r>
-            <w:del w:id="9004" w:author="Claude (AI) - proposed" w:date="2026-10-15T02:49:47Z">
+            <w:del w:id="9004" w:author="Claude (AI) - proposed" w:date="2026-10-18T00:26:02Z">
               <w:r>
                 <w:rPr>
                   <w:rFonts w:ascii="Arial" w:cs="Arial" w:eastAsia="Arial" w:hAnsi="Arial"/>
@@ -750,7 +750,7 @@
                 <w:delText xml:space="preserve">Describe one Kenyan example where anaerobic respiration is useful</w:delText>
               </w:r>
             </w:del>
-            <w:ins w:id="9005" w:author="Claude (AI) - proposed" w:date="2026-10-15T02:49:47Z">
+            <w:ins w:id="9005" w:author="Claude (AI) - proposed" w:date="2026-10-18T00:26:02Z">
               <w:r>
                 <w:rPr>
                   <w:rFonts w:ascii="Arial" w:cs="Arial" w:eastAsia="Arial" w:hAnsi="Arial"/>
@@ -911,7 +911,7 @@
               </w:rPr>
               <w:t xml:space="preserve">Compare the warm water (about 42°C) and cold water (about 15°C) results. (a) Explain</w:t>
             </w:r>
-            <w:del w:id="9006" w:author="Claude (AI) - proposed" w:date="2026-10-15T02:49:47Z">
+            <w:del w:id="9006" w:author="Claude (AI) - proposed" w:date="2026-10-18T00:26:02Z">
               <w:r>
                 <w:rPr>
                   <w:rFonts w:ascii="Arial" w:cs="Arial" w:eastAsia="Arial" w:hAnsi="Arial"/>
@@ -926,7 +926,7 @@
                 <w:delText xml:space="preserve">, using enzymes, why temperature changed</w:delText>
               </w:r>
             </w:del>
-            <w:ins w:id="9007" w:author="Claude (AI) - proposed" w:date="2026-10-15T02:49:47Z">
+            <w:ins w:id="9007" w:author="Claude (AI) - proposed" w:date="2026-10-18T00:26:02Z">
               <w:r>
                 <w:rPr>
                   <w:rFonts w:ascii="Arial" w:cs="Arial" w:eastAsia="Arial" w:hAnsi="Arial"/>
@@ -954,7 +954,7 @@
               </w:rPr>
               <w:t xml:space="preserve"> the number of bubbles</w:t>
             </w:r>
-            <w:ins w:id="9008" w:author="Claude (AI) - proposed" w:date="2026-10-15T02:49:47Z">
+            <w:ins w:id="9008" w:author="Claude (AI) - proposed" w:date="2026-10-18T00:26:02Z">
               <w:r>
                 <w:rPr>
                   <w:rFonts w:ascii="Arial" w:cs="Arial" w:eastAsia="Arial" w:hAnsi="Arial"/>
@@ -1115,7 +1115,7 @@
               </w:rPr>
               <w:t xml:space="preserve">(a) Explain how photosynthesis, gaseous exchange and respiration are linked in a sukuma wiki plant. Say what each process supplies to the others</w:t>
             </w:r>
-            <w:ins w:id="9009" w:author="Claude (AI) - proposed" w:date="2026-10-15T02:49:47Z">
+            <w:ins w:id="9009" w:author="Claude (AI) - proposed" w:date="2026-10-18T00:26:02Z">
               <w:r>
                 <w:rPr>
                   <w:rFonts w:ascii="Arial" w:cs="Arial" w:eastAsia="Arial" w:hAnsi="Arial"/>
@@ -1567,7 +1567,7 @@
               <w:spacing w:after="40" w:before="0"/>
               <w:jc w:val="left"/>
             </w:pPr>
-            <w:ins w:id="9010" w:author="Claude (AI) - proposed" w:date="2026-10-15T02:49:47Z">
+            <w:ins w:id="9010" w:author="Claude (AI) - proposed" w:date="2026-10-18T00:26:02Z">
               <w:r>
                 <w:rPr>
                   <w:rFonts w:ascii="Arial" w:cs="Arial" w:eastAsia="Arial" w:hAnsi="Arial"/>
@@ -1595,7 +1595,7 @@
               </w:rPr>
               <w:t xml:space="preserve">Names stomata, guard cells and the other sites correctly</w:t>
             </w:r>
-            <w:ins w:id="9011" w:author="Claude (AI) - proposed" w:date="2026-10-15T02:49:47Z">
+            <w:ins w:id="9011" w:author="Claude (AI) - proposed" w:date="2026-10-18T00:26:02Z">
               <w:r>
                 <w:rPr>
                   <w:rFonts w:ascii="Arial" w:cs="Arial" w:eastAsia="Arial" w:hAnsi="Arial"/>
@@ -1643,7 +1643,7 @@
               <w:spacing w:after="40" w:before="0"/>
               <w:jc w:val="left"/>
             </w:pPr>
-            <w:ins w:id="9012" w:author="Claude (AI) - proposed" w:date="2026-10-15T02:49:47Z">
+            <w:ins w:id="9012" w:author="Claude (AI) - proposed" w:date="2026-10-18T00:26:02Z">
               <w:r>
                 <w:rPr>
                   <w:rFonts w:ascii="Arial" w:cs="Arial" w:eastAsia="Arial" w:hAnsi="Arial"/>
@@ -1671,7 +1671,7 @@
               </w:rPr>
               <w:t xml:space="preserve">Names stomata and most sites </w:t>
             </w:r>
-            <w:ins w:id="9013" w:author="Claude (AI) - proposed" w:date="2026-10-15T02:49:47Z">
+            <w:ins w:id="9013" w:author="Claude (AI) - proposed" w:date="2026-10-18T00:26:02Z">
               <w:r>
                 <w:rPr>
                   <w:rFonts w:ascii="Arial" w:cs="Arial" w:eastAsia="Arial" w:hAnsi="Arial"/>
@@ -1699,7 +1699,7 @@
               </w:rPr>
               <w:t xml:space="preserve">and gives a</w:t>
             </w:r>
-            <w:ins w:id="9014" w:author="Claude (AI) - proposed" w:date="2026-10-15T02:49:47Z">
+            <w:ins w:id="9014" w:author="Claude (AI) - proposed" w:date="2026-10-18T00:26:02Z">
               <w:r>
                 <w:rPr>
                   <w:rFonts w:ascii="Arial" w:cs="Arial" w:eastAsia="Arial" w:hAnsi="Arial"/>
@@ -1727,7 +1727,7 @@
               </w:rPr>
               <w:t xml:space="preserve"> basic account of </w:t>
             </w:r>
-            <w:del w:id="9015" w:author="Claude (AI) - proposed" w:date="2026-10-15T02:49:47Z">
+            <w:del w:id="9015" w:author="Claude (AI) - proposed" w:date="2026-10-18T00:26:02Z">
               <w:r>
                 <w:rPr>
                   <w:rFonts w:ascii="Arial" w:cs="Arial" w:eastAsia="Arial" w:hAnsi="Arial"/>
@@ -1742,7 +1742,7 @@
                 <w:delText xml:space="preserve">guard cell opening</w:delText>
               </w:r>
             </w:del>
-            <w:ins w:id="9016" w:author="Claude (AI) - proposed" w:date="2026-10-15T02:49:47Z">
+            <w:ins w:id="9016" w:author="Claude (AI) - proposed" w:date="2026-10-18T00:26:02Z">
               <w:r>
                 <w:rPr>
                   <w:rFonts w:ascii="Arial" w:cs="Arial" w:eastAsia="Arial" w:hAnsi="Arial"/>
@@ -1790,7 +1790,7 @@
               <w:spacing w:after="40" w:before="0"/>
               <w:jc w:val="left"/>
             </w:pPr>
-            <w:ins w:id="9017" w:author="Claude (AI) - proposed" w:date="2026-10-15T02:49:47Z">
+            <w:ins w:id="9017" w:author="Claude (AI) - proposed" w:date="2026-10-18T00:26:02Z">
               <w:r>
                 <w:rPr>
                   <w:rFonts w:ascii="Arial" w:cs="Arial" w:eastAsia="Arial" w:hAnsi="Arial"/>
@@ -1818,7 +1818,7 @@
               </w:rPr>
               <w:t xml:space="preserve">Names few sites or says bubbles come from the whole leaf; </w:t>
             </w:r>
-            <w:del w:id="9018" w:author="Claude (AI) - proposed" w:date="2026-10-15T02:49:47Z">
+            <w:del w:id="9018" w:author="Claude (AI) - proposed" w:date="2026-10-18T00:26:02Z">
               <w:r>
                 <w:rPr>
                   <w:rFonts w:ascii="Arial" w:cs="Arial" w:eastAsia="Arial" w:hAnsi="Arial"/>
@@ -1833,7 +1833,7 @@
                 <w:delText xml:space="preserve">no mechanism for how pores open</w:delText>
               </w:r>
             </w:del>
-            <w:ins w:id="9019" w:author="Claude (AI) - proposed" w:date="2026-10-15T02:49:47Z">
+            <w:ins w:id="9019" w:author="Claude (AI) - proposed" w:date="2026-10-18T00:26:02Z">
               <w:r>
                 <w:rPr>
                   <w:rFonts w:ascii="Arial" w:cs="Arial" w:eastAsia="Arial" w:hAnsi="Arial"/>
@@ -1896,7 +1896,7 @@
               </w:rPr>
               <w:t xml:space="preserve">Cellular respiration content</w:t>
             </w:r>
-            <w:ins w:id="9020" w:author="Claude (AI) - proposed" w:date="2026-10-15T02:49:47Z">
+            <w:ins w:id="9020" w:author="Claude (AI) - proposed" w:date="2026-10-18T00:26:02Z">
               <w:r>
                 <w:rPr>
                   <w:rFonts w:ascii="Arial" w:cs="Arial" w:eastAsia="Arial" w:hAnsi="Arial"/>
@@ -1931,7 +1931,7 @@
               <w:spacing w:after="40" w:before="0"/>
               <w:jc w:val="left"/>
             </w:pPr>
-            <w:ins w:id="9021" w:author="Claude (AI) - proposed" w:date="2026-10-15T02:49:47Z">
+            <w:ins w:id="9021" w:author="Claude (AI) - proposed" w:date="2026-10-18T00:26:02Z">
               <w:r>
                 <w:rPr>
                   <w:rFonts w:ascii="Arial" w:cs="Arial" w:eastAsia="Arial" w:hAnsi="Arial"/>
@@ -1959,7 +1959,7 @@
               </w:rPr>
               <w:t xml:space="preserve">Gives correct equations, location of each stage, ATP yields (36 to 38 versus 2) and compares aerobic and anaerobic products accurately</w:t>
             </w:r>
-            <w:ins w:id="9022" w:author="Claude (AI) - proposed" w:date="2026-10-15T02:49:47Z">
+            <w:ins w:id="9022" w:author="Claude (AI) - proposed" w:date="2026-10-18T00:26:02Z">
               <w:r>
                 <w:rPr>
                   <w:rFonts w:ascii="Arial" w:cs="Arial" w:eastAsia="Arial" w:hAnsi="Arial"/>
@@ -2007,7 +2007,7 @@
               <w:spacing w:after="40" w:before="0"/>
               <w:jc w:val="left"/>
             </w:pPr>
-            <w:ins w:id="9023" w:author="Claude (AI) - proposed" w:date="2026-10-15T02:49:47Z">
+            <w:ins w:id="9023" w:author="Claude (AI) - proposed" w:date="2026-10-18T00:26:02Z">
               <w:r>
                 <w:rPr>
                   <w:rFonts w:ascii="Arial" w:cs="Arial" w:eastAsia="Arial" w:hAnsi="Arial"/>
@@ -2035,7 +2035,7 @@
               </w:rPr>
               <w:t xml:space="preserve">Gives correct equations and some locations or ATP figures, </w:t>
             </w:r>
-            <w:ins w:id="9024" w:author="Claude (AI) - proposed" w:date="2026-10-15T02:49:47Z">
+            <w:ins w:id="9024" w:author="Claude (AI) - proposed" w:date="2026-10-18T00:26:02Z">
               <w:r>
                 <w:rPr>
                   <w:rFonts w:ascii="Arial" w:cs="Arial" w:eastAsia="Arial" w:hAnsi="Arial"/>
@@ -2083,7 +2083,7 @@
               <w:spacing w:after="40" w:before="0"/>
               <w:jc w:val="left"/>
             </w:pPr>
-            <w:ins w:id="9025" w:author="Claude (AI) - proposed" w:date="2026-10-15T02:49:47Z">
+            <w:ins w:id="9025" w:author="Claude (AI) - proposed" w:date="2026-10-18T00:26:02Z">
               <w:r>
                 <w:rPr>
                   <w:rFonts w:ascii="Arial" w:cs="Arial" w:eastAsia="Arial" w:hAnsi="Arial"/>
@@ -2111,7 +2111,7 @@
               </w:rPr>
               <w:t xml:space="preserve">Confuses the products or conditions of aerobic and anaerobic respiration, or omits equations</w:t>
             </w:r>
-            <w:ins w:id="9026" w:author="Claude (AI) - proposed" w:date="2026-10-15T02:49:47Z">
+            <w:ins w:id="9026" w:author="Claude (AI) - proposed" w:date="2026-10-18T00:26:02Z">
               <w:r>
                 <w:rPr>
                   <w:rFonts w:ascii="Arial" w:cs="Arial" w:eastAsia="Arial" w:hAnsi="Arial"/>
@@ -2194,7 +2194,7 @@
               <w:spacing w:after="40" w:before="0"/>
               <w:jc w:val="left"/>
             </w:pPr>
-            <w:ins w:id="9027" w:author="Claude (AI) - proposed" w:date="2026-10-15T02:49:47Z">
+            <w:ins w:id="9027" w:author="Claude (AI) - proposed" w:date="2026-10-18T00:26:02Z">
               <w:r>
                 <w:rPr>
                   <w:rFonts w:ascii="Arial" w:cs="Arial" w:eastAsia="Arial" w:hAnsi="Arial"/>
@@ -2222,7 +2222,7 @@
               </w:rPr>
               <w:t xml:space="preserve">Uses data from the sukuma wiki and yeast investigations, matches each investigation to what it actually tested, is honest about what was not tested</w:t>
             </w:r>
-            <w:ins w:id="9028" w:author="Claude (AI) - proposed" w:date="2026-10-15T02:49:47Z">
+            <w:ins w:id="9028" w:author="Claude (AI) - proposed" w:date="2026-10-18T00:26:02Z">
               <w:r>
                 <w:rPr>
                   <w:rFonts w:ascii="Arial" w:cs="Arial" w:eastAsia="Arial" w:hAnsi="Arial"/>
@@ -2250,7 +2250,7 @@
               </w:rPr>
               <w:t xml:space="preserve">, and explains the temperature effect through enzyme kinetic energy and collisions</w:t>
             </w:r>
-            <w:ins w:id="9029" w:author="Claude (AI) - proposed" w:date="2026-10-15T02:49:47Z">
+            <w:ins w:id="9029" w:author="Claude (AI) - proposed" w:date="2026-10-18T00:26:02Z">
               <w:r>
                 <w:rPr>
                   <w:rFonts w:ascii="Arial" w:cs="Arial" w:eastAsia="Arial" w:hAnsi="Arial"/>
@@ -2298,7 +2298,7 @@
               <w:spacing w:after="40" w:before="0"/>
               <w:jc w:val="left"/>
             </w:pPr>
-            <w:ins w:id="9030" w:author="Claude (AI) - proposed" w:date="2026-10-15T02:49:47Z">
+            <w:ins w:id="9030" w:author="Claude (AI) - proposed" w:date="2026-10-18T00:26:02Z">
               <w:r>
                 <w:rPr>
                   <w:rFonts w:ascii="Arial" w:cs="Arial" w:eastAsia="Arial" w:hAnsi="Arial"/>
@@ -2326,7 +2326,7 @@
               </w:rPr>
               <w:t xml:space="preserve">States that warmth speeds up reactions and cites </w:t>
             </w:r>
-            <w:del w:id="9031" w:author="Claude (AI) - proposed" w:date="2026-10-15T02:49:47Z">
+            <w:del w:id="9031" w:author="Claude (AI) - proposed" w:date="2026-10-18T00:26:02Z">
               <w:r>
                 <w:rPr>
                   <w:rFonts w:ascii="Arial" w:cs="Arial" w:eastAsia="Arial" w:hAnsi="Arial"/>
@@ -2341,7 +2341,7 @@
                 <w:delText xml:space="preserve">some evidence</w:delText>
               </w:r>
             </w:del>
-            <w:ins w:id="9032" w:author="Claude (AI) - proposed" w:date="2026-10-15T02:49:47Z">
+            <w:ins w:id="9032" w:author="Claude (AI) - proposed" w:date="2026-10-18T00:26:02Z">
               <w:r>
                 <w:rPr>
                   <w:rFonts w:ascii="Arial" w:cs="Arial" w:eastAsia="Arial" w:hAnsi="Arial"/>
@@ -2369,7 +2369,7 @@
               </w:rPr>
               <w:t xml:space="preserve">, with limited reasoning</w:t>
             </w:r>
-            <w:ins w:id="9033" w:author="Claude (AI) - proposed" w:date="2026-10-15T02:49:47Z">
+            <w:ins w:id="9033" w:author="Claude (AI) - proposed" w:date="2026-10-18T00:26:02Z">
               <w:r>
                 <w:rPr>
                   <w:rFonts w:ascii="Arial" w:cs="Arial" w:eastAsia="Arial" w:hAnsi="Arial"/>
@@ -2417,7 +2417,7 @@
               <w:spacing w:after="40" w:before="0"/>
               <w:jc w:val="left"/>
             </w:pPr>
-            <w:ins w:id="9034" w:author="Claude (AI) - proposed" w:date="2026-10-15T02:49:47Z">
+            <w:ins w:id="9034" w:author="Claude (AI) - proposed" w:date="2026-10-18T00:26:02Z">
               <w:r>
                 <w:rPr>
                   <w:rFonts w:ascii="Arial" w:cs="Arial" w:eastAsia="Arial" w:hAnsi="Arial"/>
@@ -2445,7 +2445,7 @@
               </w:rPr>
               <w:t xml:space="preserve">States the temperature effect without evidence or reasoning</w:t>
             </w:r>
-            <w:ins w:id="9035" w:author="Claude (AI) - proposed" w:date="2026-10-15T02:49:47Z">
+            <w:ins w:id="9035" w:author="Claude (AI) - proposed" w:date="2026-10-18T00:26:02Z">
               <w:r>
                 <w:rPr>
                   <w:rFonts w:ascii="Arial" w:cs="Arial" w:eastAsia="Arial" w:hAnsi="Arial"/>
@@ -2528,7 +2528,7 @@
               <w:spacing w:after="40" w:before="0"/>
               <w:jc w:val="left"/>
             </w:pPr>
-            <w:ins w:id="9036" w:author="Claude (AI) - proposed" w:date="2026-10-15T02:49:47Z">
+            <w:ins w:id="9036" w:author="Claude (AI) - proposed" w:date="2026-10-18T00:26:02Z">
               <w:r>
                 <w:rPr>
                   <w:rFonts w:ascii="Arial" w:cs="Arial" w:eastAsia="Arial" w:hAnsi="Arial"/>
@@ -2556,7 +2556,7 @@
               </w:rPr>
               <w:t xml:space="preserve">Clearly shows the two-way flow of CO2, water, O2 and glucose, corrects the misconception, </w:t>
             </w:r>
-            <w:del w:id="9037" w:author="Claude (AI) - proposed" w:date="2026-10-15T02:49:47Z">
+            <w:del w:id="9037" w:author="Claude (AI) - proposed" w:date="2026-10-18T00:26:02Z">
               <w:r>
                 <w:rPr>
                   <w:rFonts w:ascii="Arial" w:cs="Arial" w:eastAsia="Arial" w:hAnsi="Arial"/>
@@ -2584,7 +2584,7 @@
               </w:rPr>
               <w:t xml:space="preserve">links the cell level to the whole leaf</w:t>
             </w:r>
-            <w:ins w:id="9038" w:author="Claude (AI) - proposed" w:date="2026-10-15T02:49:47Z">
+            <w:ins w:id="9038" w:author="Claude (AI) - proposed" w:date="2026-10-18T00:26:02Z">
               <w:r>
                 <w:rPr>
                   <w:rFonts w:ascii="Arial" w:cs="Arial" w:eastAsia="Arial" w:hAnsi="Arial"/>
@@ -2632,7 +2632,7 @@
               <w:spacing w:after="40" w:before="0"/>
               <w:jc w:val="left"/>
             </w:pPr>
-            <w:ins w:id="9039" w:author="Claude (AI) - proposed" w:date="2026-10-15T02:49:47Z">
+            <w:ins w:id="9039" w:author="Claude (AI) - proposed" w:date="2026-10-18T00:26:02Z">
               <w:r>
                 <w:rPr>
                   <w:rFonts w:ascii="Arial" w:cs="Arial" w:eastAsia="Arial" w:hAnsi="Arial"/>
@@ -2660,7 +2660,7 @@
               </w:rPr>
               <w:t xml:space="preserve">Describes the link between the processes</w:t>
             </w:r>
-            <w:ins w:id="9040" w:author="Claude (AI) - proposed" w:date="2026-10-15T02:49:47Z">
+            <w:ins w:id="9040" w:author="Claude (AI) - proposed" w:date="2026-10-18T00:26:02Z">
               <w:r>
                 <w:rPr>
                   <w:rFonts w:ascii="Arial" w:cs="Arial" w:eastAsia="Arial" w:hAnsi="Arial"/>
@@ -2688,7 +2688,7 @@
               </w:rPr>
               <w:t xml:space="preserve">, with the cell-to-leaf connection </w:t>
             </w:r>
-            <w:ins w:id="9041" w:author="Claude (AI) - proposed" w:date="2026-10-15T02:49:47Z">
+            <w:ins w:id="9041" w:author="Claude (AI) - proposed" w:date="2026-10-18T00:26:02Z">
               <w:r>
                 <w:rPr>
                   <w:rFonts w:ascii="Arial" w:cs="Arial" w:eastAsia="Arial" w:hAnsi="Arial"/>
@@ -2736,7 +2736,7 @@
               <w:spacing w:after="40" w:before="0"/>
               <w:jc w:val="left"/>
             </w:pPr>
-            <w:del w:id="9042" w:author="Claude (AI) - proposed" w:date="2026-10-15T02:49:47Z">
+            <w:del w:id="9042" w:author="Claude (AI) - proposed" w:date="2026-10-18T00:26:02Z">
               <w:r>
                 <w:rPr>
                   <w:rFonts w:ascii="Arial" w:cs="Arial" w:eastAsia="Arial" w:hAnsi="Arial"/>
@@ -2751,7 +2751,7 @@
                 <w:delText xml:space="preserve">Treats</w:delText>
               </w:r>
             </w:del>
-            <w:ins w:id="9043" w:author="Claude (AI) - proposed" w:date="2026-10-15T02:49:47Z">
+            <w:ins w:id="9043" w:author="Claude (AI) - proposed" w:date="2026-10-18T00:26:02Z">
               <w:r>
                 <w:rPr>
                   <w:rFonts w:ascii="Arial" w:cs="Arial" w:eastAsia="Arial" w:hAnsi="Arial"/>
@@ -2834,7 +2834,7 @@
               <w:spacing w:after="40" w:before="0"/>
               <w:jc w:val="left"/>
             </w:pPr>
-            <w:ins w:id="9044" w:author="Claude (AI) - proposed" w:date="2026-10-15T02:49:47Z">
+            <w:ins w:id="9044" w:author="Claude (AI) - proposed" w:date="2026-10-18T00:26:02Z">
               <w:r>
                 <w:rPr>
                   <w:rFonts w:ascii="Arial" w:cs="Arial" w:eastAsia="Arial" w:hAnsi="Arial"/>
@@ -2882,7 +2882,7 @@
               <w:spacing w:after="40" w:before="0"/>
               <w:jc w:val="left"/>
             </w:pPr>
-            <w:ins w:id="9045" w:author="Claude (AI) - proposed" w:date="2026-10-15T02:49:47Z">
+            <w:ins w:id="9045" w:author="Claude (AI) - proposed" w:date="2026-10-18T00:26:02Z">
               <w:r>
                 <w:rPr>
                   <w:rFonts w:ascii="Arial" w:cs="Arial" w:eastAsia="Arial" w:hAnsi="Arial"/>
@@ -2930,7 +2930,7 @@
               <w:spacing w:after="40" w:before="0"/>
               <w:jc w:val="left"/>
             </w:pPr>
-            <w:ins w:id="9046" w:author="Claude (AI) - proposed" w:date="2026-10-15T02:49:47Z">
+            <w:ins w:id="9046" w:author="Claude (AI) - proposed" w:date="2026-10-18T00:26:02Z">
               <w:r>
                 <w:rPr>
                   <w:rFonts w:ascii="Arial" w:cs="Arial" w:eastAsia="Arial" w:hAnsi="Arial"/>
@@ -3080,7 +3080,7 @@
         </w:rPr>
         <w:t xml:space="preserve">© 2026 SeaVuria and ARES. This work is licensed under a </w:t>
       </w:r>
-      <w:hyperlink w:history="1" r:id="rIdv7ovolxtjwn0m0z2bxpjv">
+      <w:hyperlink w:history="1" r:id="rIdrjyrkjrvo55lxo8dzqt5m">
         <w:r>
           <w:rPr>
             <w:rFonts w:ascii="Arial" w:cs="Arial" w:eastAsia="Arial" w:hAnsi="Arial"/>
@@ -3100,7 +3100,7 @@
         </w:rPr>
         <w:t xml:space="preserve"> (</w:t>
       </w:r>
-      <w:hyperlink w:history="1" r:id="rId-b-68vy_snozppoyfd4xe">
+      <w:hyperlink w:history="1" r:id="rId100o_9uqivdglxt-qziew">
         <w:r>
           <w:rPr>
             <w:rFonts w:ascii="Arial" w:cs="Arial" w:eastAsia="Arial" w:hAnsi="Arial"/>
@@ -3120,7 +3120,7 @@
         </w:rPr>
         <w:t xml:space="preserve">). To view a copy of this license, visit </w:t>
       </w:r>
-      <w:hyperlink w:history="1" r:id="rIdsxofaa2uects6r4iqm2bk">
+      <w:hyperlink w:history="1" r:id="rIdk_lgtdfhdxtrpemnlxzc4">
         <w:r>
           <w:rPr>
             <w:rFonts w:ascii="Arial" w:cs="Arial" w:eastAsia="Arial" w:hAnsi="Arial"/>
